--- a/plugins/vet-marking/skills/marking/assets/templates/ACI_Culinary_SAR_Template.docx
+++ b/plugins/vet-marking/skills/marking/assets/templates/ACI_Culinary_SAR_Template.docx
@@ -13,7 +13,7 @@
         <w:rPr>
           <w:b/>
           <w:bCs/>
-          <w:color w:val="2A364E"/>
+          <w:color w:val="234B8C"/>
           <w:sz w:val="30"/>
           <w:szCs w:val="30"/>
         </w:rPr>
@@ -27,7 +27,7 @@
       </w:pPr>
       <w:r>
         <w:rPr>
-          <w:color w:val="7A8699"/>
+          <w:color w:val="606060"/>
           <w:sz w:val="17"/>
           <w:szCs w:val="17"/>
         </w:rPr>
@@ -38,10 +38,10 @@
       <w:tblPr>
         <w:tblW w:w="9890" w:type="dxa"/>
         <w:tblBorders>
-          <w:top w:val="single" w:sz="4" w:space="0" w:color="CCCCCC"/>
-          <w:left w:val="single" w:sz="4" w:space="0" w:color="CCCCCC"/>
-          <w:bottom w:val="single" w:sz="4" w:space="0" w:color="CCCCCC"/>
-          <w:right w:val="single" w:sz="4" w:space="0" w:color="CCCCCC"/>
+          <w:top w:val="single" w:sz="4" w:space="0" w:color="C3CBDA"/>
+          <w:left w:val="single" w:sz="4" w:space="0" w:color="C3CBDA"/>
+          <w:bottom w:val="single" w:sz="4" w:space="0" w:color="C3CBDA"/>
+          <w:right w:val="single" w:sz="4" w:space="0" w:color="C3CBDA"/>
           <w:insideH w:val="single" w:sz="4" w:space="0" w:color="auto"/>
           <w:insideV w:val="single" w:sz="4" w:space="0" w:color="auto"/>
         </w:tblBorders>
@@ -72,7 +72,7 @@
               <w:bottom w:val="single" w:sz="4" w:space="0" w:color="FFFFFF"/>
               <w:right w:val="single" w:sz="4" w:space="0" w:color="FFFFFF"/>
             </w:tcBorders>
-            <w:shd w:val="clear" w:color="auto" w:fill="2A364E"/>
+            <w:shd w:val="clear" w:color="auto" w:fill="234B8C"/>
             <w:tcMar>
               <w:top w:w="50" w:type="dxa"/>
               <w:left w:w="90" w:type="dxa"/>
@@ -106,12 +106,12 @@
           <w:tcPr>
             <w:tcW w:w="2600" w:type="dxa"/>
             <w:tcBorders>
-              <w:top w:val="single" w:sz="4" w:space="0" w:color="CCCCCC"/>
-              <w:left w:val="single" w:sz="4" w:space="0" w:color="CCCCCC"/>
-              <w:bottom w:val="single" w:sz="4" w:space="0" w:color="CCCCCC"/>
-              <w:right w:val="single" w:sz="4" w:space="0" w:color="CCCCCC"/>
-            </w:tcBorders>
-            <w:shd w:val="clear" w:color="auto" w:fill="F4F6F8"/>
+              <w:top w:val="single" w:sz="4" w:space="0" w:color="C3CBDA"/>
+              <w:left w:val="single" w:sz="4" w:space="0" w:color="C3CBDA"/>
+              <w:bottom w:val="single" w:sz="4" w:space="0" w:color="C3CBDA"/>
+              <w:right w:val="single" w:sz="4" w:space="0" w:color="C3CBDA"/>
+            </w:tcBorders>
+            <w:shd w:val="clear" w:color="auto" w:fill="F0F2F7"/>
             <w:tcMar>
               <w:top w:w="50" w:type="dxa"/>
               <w:left w:w="90" w:type="dxa"/>
@@ -139,10 +139,10 @@
             <w:tcW w:w="7290" w:type="dxa"/>
             <w:gridSpan w:val="3"/>
             <w:tcBorders>
-              <w:top w:val="single" w:sz="4" w:space="0" w:color="CCCCCC"/>
-              <w:left w:val="single" w:sz="4" w:space="0" w:color="CCCCCC"/>
-              <w:bottom w:val="single" w:sz="4" w:space="0" w:color="CCCCCC"/>
-              <w:right w:val="single" w:sz="4" w:space="0" w:color="CCCCCC"/>
+              <w:top w:val="single" w:sz="4" w:space="0" w:color="C3CBDA"/>
+              <w:left w:val="single" w:sz="4" w:space="0" w:color="C3CBDA"/>
+              <w:bottom w:val="single" w:sz="4" w:space="0" w:color="C3CBDA"/>
+              <w:right w:val="single" w:sz="4" w:space="0" w:color="C3CBDA"/>
             </w:tcBorders>
             <w:tcMar>
               <w:top w:w="50" w:type="dxa"/>
@@ -158,14 +158,14 @@
               <w:rPr>
                 <w:b/>
                 <w:bCs/>
-                <w:color w:val="2A364E"/>
-              </w:rPr>
-            </w:pPr>
-            <w:r>
-              <w:rPr>
-                <w:b/>
-                <w:bCs/>
-                <w:color w:val="2A364E"/>
+                <w:color w:val="234B8C"/>
+              </w:rPr>
+            </w:pPr>
+            <w:r>
+              <w:rPr>
+                <w:b/>
+                <w:bCs/>
+                <w:color w:val="234B8C"/>
               </w:rPr>
               <w:t xml:space="preserve">Bush Tukka Pty Ltd T/A Adelaide Culinary Institute (ACI)  </w:t>
             </w:r>
@@ -178,7 +178,7 @@
               <w:rPr>
                 <w:b/>
                 <w:bCs/>
-                <w:color w:val="2A364E"/>
+                <w:color w:val="234B8C"/>
               </w:rPr>
               <w:t>RTO 45797  ·  CRICOS 03978F</w:t>
             </w:r>
@@ -194,12 +194,12 @@
           <w:tcPr>
             <w:tcW w:w="2600" w:type="dxa"/>
             <w:tcBorders>
-              <w:top w:val="single" w:sz="4" w:space="0" w:color="CCCCCC"/>
-              <w:left w:val="single" w:sz="4" w:space="0" w:color="CCCCCC"/>
-              <w:bottom w:val="single" w:sz="4" w:space="0" w:color="CCCCCC"/>
-              <w:right w:val="single" w:sz="4" w:space="0" w:color="CCCCCC"/>
-            </w:tcBorders>
-            <w:shd w:val="clear" w:color="auto" w:fill="F4F6F8"/>
+              <w:top w:val="single" w:sz="4" w:space="0" w:color="C3CBDA"/>
+              <w:left w:val="single" w:sz="4" w:space="0" w:color="C3CBDA"/>
+              <w:bottom w:val="single" w:sz="4" w:space="0" w:color="C3CBDA"/>
+              <w:right w:val="single" w:sz="4" w:space="0" w:color="C3CBDA"/>
+            </w:tcBorders>
+            <w:shd w:val="clear" w:color="auto" w:fill="F0F2F7"/>
             <w:tcMar>
               <w:top w:w="50" w:type="dxa"/>
               <w:left w:w="90" w:type="dxa"/>
@@ -227,10 +227,10 @@
             <w:tcW w:w="7290" w:type="dxa"/>
             <w:gridSpan w:val="3"/>
             <w:tcBorders>
-              <w:top w:val="single" w:sz="4" w:space="0" w:color="CCCCCC"/>
-              <w:left w:val="single" w:sz="4" w:space="0" w:color="CCCCCC"/>
-              <w:bottom w:val="single" w:sz="4" w:space="0" w:color="CCCCCC"/>
-              <w:right w:val="single" w:sz="4" w:space="0" w:color="CCCCCC"/>
+              <w:top w:val="single" w:sz="4" w:space="0" w:color="C3CBDA"/>
+              <w:left w:val="single" w:sz="4" w:space="0" w:color="C3CBDA"/>
+              <w:bottom w:val="single" w:sz="4" w:space="0" w:color="C3CBDA"/>
+              <w:right w:val="single" w:sz="4" w:space="0" w:color="C3CBDA"/>
             </w:tcBorders>
             <w:tcMar>
               <w:top w:w="50" w:type="dxa"/>
@@ -248,7 +248,7 @@
               <w:rPr>
                 <w:i/>
                 <w:iCs/>
-                <w:color w:val="9AA3B2"/>
+                <w:color w:val="8E96A3"/>
               </w:rPr>
               <w:t>[ Insert qualification code and title ]</w:t>
             </w:r>
@@ -264,12 +264,12 @@
           <w:tcPr>
             <w:tcW w:w="2600" w:type="dxa"/>
             <w:tcBorders>
-              <w:top w:val="single" w:sz="4" w:space="0" w:color="CCCCCC"/>
-              <w:left w:val="single" w:sz="4" w:space="0" w:color="CCCCCC"/>
-              <w:bottom w:val="single" w:sz="4" w:space="0" w:color="CCCCCC"/>
-              <w:right w:val="single" w:sz="4" w:space="0" w:color="CCCCCC"/>
-            </w:tcBorders>
-            <w:shd w:val="clear" w:color="auto" w:fill="F4F6F8"/>
+              <w:top w:val="single" w:sz="4" w:space="0" w:color="C3CBDA"/>
+              <w:left w:val="single" w:sz="4" w:space="0" w:color="C3CBDA"/>
+              <w:bottom w:val="single" w:sz="4" w:space="0" w:color="C3CBDA"/>
+              <w:right w:val="single" w:sz="4" w:space="0" w:color="C3CBDA"/>
+            </w:tcBorders>
+            <w:shd w:val="clear" w:color="auto" w:fill="F0F2F7"/>
             <w:tcMar>
               <w:top w:w="50" w:type="dxa"/>
               <w:left w:w="90" w:type="dxa"/>
@@ -296,10 +296,10 @@
           <w:tcPr>
             <w:tcW w:w="2600" w:type="dxa"/>
             <w:tcBorders>
-              <w:top w:val="single" w:sz="4" w:space="0" w:color="CCCCCC"/>
-              <w:left w:val="single" w:sz="4" w:space="0" w:color="CCCCCC"/>
-              <w:bottom w:val="single" w:sz="4" w:space="0" w:color="CCCCCC"/>
-              <w:right w:val="single" w:sz="4" w:space="0" w:color="CCCCCC"/>
+              <w:top w:val="single" w:sz="4" w:space="0" w:color="C3CBDA"/>
+              <w:left w:val="single" w:sz="4" w:space="0" w:color="C3CBDA"/>
+              <w:bottom w:val="single" w:sz="4" w:space="0" w:color="C3CBDA"/>
+              <w:right w:val="single" w:sz="4" w:space="0" w:color="C3CBDA"/>
             </w:tcBorders>
             <w:tcMar>
               <w:top w:w="50" w:type="dxa"/>
@@ -317,7 +317,7 @@
               <w:rPr>
                 <w:i/>
                 <w:iCs/>
-                <w:color w:val="9AA3B2"/>
+                <w:color w:val="8E96A3"/>
               </w:rPr>
               <w:t>[ Insert student name ]</w:t>
             </w:r>
@@ -327,12 +327,12 @@
           <w:tcPr>
             <w:tcW w:w="1800" w:type="dxa"/>
             <w:tcBorders>
-              <w:top w:val="single" w:sz="4" w:space="0" w:color="CCCCCC"/>
-              <w:left w:val="single" w:sz="4" w:space="0" w:color="CCCCCC"/>
-              <w:bottom w:val="single" w:sz="4" w:space="0" w:color="CCCCCC"/>
-              <w:right w:val="single" w:sz="4" w:space="0" w:color="CCCCCC"/>
-            </w:tcBorders>
-            <w:shd w:val="clear" w:color="auto" w:fill="F4F6F8"/>
+              <w:top w:val="single" w:sz="4" w:space="0" w:color="C3CBDA"/>
+              <w:left w:val="single" w:sz="4" w:space="0" w:color="C3CBDA"/>
+              <w:bottom w:val="single" w:sz="4" w:space="0" w:color="C3CBDA"/>
+              <w:right w:val="single" w:sz="4" w:space="0" w:color="C3CBDA"/>
+            </w:tcBorders>
+            <w:shd w:val="clear" w:color="auto" w:fill="F0F2F7"/>
             <w:tcMar>
               <w:top w:w="50" w:type="dxa"/>
               <w:left w:w="90" w:type="dxa"/>
@@ -359,10 +359,10 @@
           <w:tcPr>
             <w:tcW w:w="2890" w:type="dxa"/>
             <w:tcBorders>
-              <w:top w:val="single" w:sz="4" w:space="0" w:color="CCCCCC"/>
-              <w:left w:val="single" w:sz="4" w:space="0" w:color="CCCCCC"/>
-              <w:bottom w:val="single" w:sz="4" w:space="0" w:color="CCCCCC"/>
-              <w:right w:val="single" w:sz="4" w:space="0" w:color="CCCCCC"/>
+              <w:top w:val="single" w:sz="4" w:space="0" w:color="C3CBDA"/>
+              <w:left w:val="single" w:sz="4" w:space="0" w:color="C3CBDA"/>
+              <w:bottom w:val="single" w:sz="4" w:space="0" w:color="C3CBDA"/>
+              <w:right w:val="single" w:sz="4" w:space="0" w:color="C3CBDA"/>
             </w:tcBorders>
             <w:tcMar>
               <w:top w:w="50" w:type="dxa"/>
@@ -380,7 +380,7 @@
               <w:rPr>
                 <w:i/>
                 <w:iCs/>
-                <w:color w:val="9AA3B2"/>
+                <w:color w:val="8E96A3"/>
               </w:rPr>
               <w:t>[ Insert student ID ]</w:t>
             </w:r>
@@ -396,12 +396,12 @@
           <w:tcPr>
             <w:tcW w:w="2600" w:type="dxa"/>
             <w:tcBorders>
-              <w:top w:val="single" w:sz="4" w:space="0" w:color="CCCCCC"/>
-              <w:left w:val="single" w:sz="4" w:space="0" w:color="CCCCCC"/>
-              <w:bottom w:val="single" w:sz="4" w:space="0" w:color="CCCCCC"/>
-              <w:right w:val="single" w:sz="4" w:space="0" w:color="CCCCCC"/>
-            </w:tcBorders>
-            <w:shd w:val="clear" w:color="auto" w:fill="F4F6F8"/>
+              <w:top w:val="single" w:sz="4" w:space="0" w:color="C3CBDA"/>
+              <w:left w:val="single" w:sz="4" w:space="0" w:color="C3CBDA"/>
+              <w:bottom w:val="single" w:sz="4" w:space="0" w:color="C3CBDA"/>
+              <w:right w:val="single" w:sz="4" w:space="0" w:color="C3CBDA"/>
+            </w:tcBorders>
+            <w:shd w:val="clear" w:color="auto" w:fill="F0F2F7"/>
             <w:tcMar>
               <w:top w:w="50" w:type="dxa"/>
               <w:left w:w="90" w:type="dxa"/>
@@ -428,10 +428,10 @@
           <w:tcPr>
             <w:tcW w:w="2600" w:type="dxa"/>
             <w:tcBorders>
-              <w:top w:val="single" w:sz="4" w:space="0" w:color="CCCCCC"/>
-              <w:left w:val="single" w:sz="4" w:space="0" w:color="CCCCCC"/>
-              <w:bottom w:val="single" w:sz="4" w:space="0" w:color="CCCCCC"/>
-              <w:right w:val="single" w:sz="4" w:space="0" w:color="CCCCCC"/>
+              <w:top w:val="single" w:sz="4" w:space="0" w:color="C3CBDA"/>
+              <w:left w:val="single" w:sz="4" w:space="0" w:color="C3CBDA"/>
+              <w:bottom w:val="single" w:sz="4" w:space="0" w:color="C3CBDA"/>
+              <w:right w:val="single" w:sz="4" w:space="0" w:color="C3CBDA"/>
             </w:tcBorders>
             <w:tcMar>
               <w:top w:w="50" w:type="dxa"/>
@@ -449,7 +449,7 @@
               <w:rPr>
                 <w:i/>
                 <w:iCs/>
-                <w:color w:val="9AA3B2"/>
+                <w:color w:val="8E96A3"/>
               </w:rPr>
               <w:t>[ Insert trainer / assessor name ]</w:t>
             </w:r>
@@ -459,12 +459,12 @@
           <w:tcPr>
             <w:tcW w:w="1800" w:type="dxa"/>
             <w:tcBorders>
-              <w:top w:val="single" w:sz="4" w:space="0" w:color="CCCCCC"/>
-              <w:left w:val="single" w:sz="4" w:space="0" w:color="CCCCCC"/>
-              <w:bottom w:val="single" w:sz="4" w:space="0" w:color="CCCCCC"/>
-              <w:right w:val="single" w:sz="4" w:space="0" w:color="CCCCCC"/>
-            </w:tcBorders>
-            <w:shd w:val="clear" w:color="auto" w:fill="F4F6F8"/>
+              <w:top w:val="single" w:sz="4" w:space="0" w:color="C3CBDA"/>
+              <w:left w:val="single" w:sz="4" w:space="0" w:color="C3CBDA"/>
+              <w:bottom w:val="single" w:sz="4" w:space="0" w:color="C3CBDA"/>
+              <w:right w:val="single" w:sz="4" w:space="0" w:color="C3CBDA"/>
+            </w:tcBorders>
+            <w:shd w:val="clear" w:color="auto" w:fill="F0F2F7"/>
             <w:tcMar>
               <w:top w:w="50" w:type="dxa"/>
               <w:left w:w="90" w:type="dxa"/>
@@ -491,10 +491,10 @@
           <w:tcPr>
             <w:tcW w:w="2890" w:type="dxa"/>
             <w:tcBorders>
-              <w:top w:val="single" w:sz="4" w:space="0" w:color="CCCCCC"/>
-              <w:left w:val="single" w:sz="4" w:space="0" w:color="CCCCCC"/>
-              <w:bottom w:val="single" w:sz="4" w:space="0" w:color="CCCCCC"/>
-              <w:right w:val="single" w:sz="4" w:space="0" w:color="CCCCCC"/>
+              <w:top w:val="single" w:sz="4" w:space="0" w:color="C3CBDA"/>
+              <w:left w:val="single" w:sz="4" w:space="0" w:color="C3CBDA"/>
+              <w:bottom w:val="single" w:sz="4" w:space="0" w:color="C3CBDA"/>
+              <w:right w:val="single" w:sz="4" w:space="0" w:color="C3CBDA"/>
             </w:tcBorders>
             <w:tcMar>
               <w:top w:w="50" w:type="dxa"/>
@@ -512,7 +512,7 @@
               <w:rPr>
                 <w:i/>
                 <w:iCs/>
-                <w:color w:val="9AA3B2"/>
+                <w:color w:val="8E96A3"/>
               </w:rPr>
               <w:t>[ dd / mm / yyyy ]</w:t>
             </w:r>
@@ -528,12 +528,12 @@
           <w:tcPr>
             <w:tcW w:w="2600" w:type="dxa"/>
             <w:tcBorders>
-              <w:top w:val="single" w:sz="4" w:space="0" w:color="CCCCCC"/>
-              <w:left w:val="single" w:sz="4" w:space="0" w:color="CCCCCC"/>
-              <w:bottom w:val="single" w:sz="4" w:space="0" w:color="CCCCCC"/>
-              <w:right w:val="single" w:sz="4" w:space="0" w:color="CCCCCC"/>
-            </w:tcBorders>
-            <w:shd w:val="clear" w:color="auto" w:fill="F4F6F8"/>
+              <w:top w:val="single" w:sz="4" w:space="0" w:color="C3CBDA"/>
+              <w:left w:val="single" w:sz="4" w:space="0" w:color="C3CBDA"/>
+              <w:bottom w:val="single" w:sz="4" w:space="0" w:color="C3CBDA"/>
+              <w:right w:val="single" w:sz="4" w:space="0" w:color="C3CBDA"/>
+            </w:tcBorders>
+            <w:shd w:val="clear" w:color="auto" w:fill="F0F2F7"/>
             <w:tcMar>
               <w:top w:w="50" w:type="dxa"/>
               <w:left w:w="90" w:type="dxa"/>
@@ -561,10 +561,10 @@
             <w:tcW w:w="7290" w:type="dxa"/>
             <w:gridSpan w:val="3"/>
             <w:tcBorders>
-              <w:top w:val="single" w:sz="4" w:space="0" w:color="CCCCCC"/>
-              <w:left w:val="single" w:sz="4" w:space="0" w:color="CCCCCC"/>
-              <w:bottom w:val="single" w:sz="4" w:space="0" w:color="CCCCCC"/>
-              <w:right w:val="single" w:sz="4" w:space="0" w:color="CCCCCC"/>
+              <w:top w:val="single" w:sz="4" w:space="0" w:color="C3CBDA"/>
+              <w:left w:val="single" w:sz="4" w:space="0" w:color="C3CBDA"/>
+              <w:bottom w:val="single" w:sz="4" w:space="0" w:color="C3CBDA"/>
+              <w:right w:val="single" w:sz="4" w:space="0" w:color="C3CBDA"/>
             </w:tcBorders>
             <w:tcMar>
               <w:top w:w="50" w:type="dxa"/>
@@ -582,7 +582,7 @@
               <w:rPr>
                 <w:i/>
                 <w:iCs/>
-                <w:color w:val="9AA3B2"/>
+                <w:color w:val="8E96A3"/>
               </w:rPr>
               <w:t>[ Insert unit code and title ]</w:t>
             </w:r>
@@ -598,12 +598,12 @@
           <w:tcPr>
             <w:tcW w:w="2600" w:type="dxa"/>
             <w:tcBorders>
-              <w:top w:val="single" w:sz="4" w:space="0" w:color="CCCCCC"/>
-              <w:left w:val="single" w:sz="4" w:space="0" w:color="CCCCCC"/>
-              <w:bottom w:val="single" w:sz="4" w:space="0" w:color="CCCCCC"/>
-              <w:right w:val="single" w:sz="4" w:space="0" w:color="CCCCCC"/>
-            </w:tcBorders>
-            <w:shd w:val="clear" w:color="auto" w:fill="F4F6F8"/>
+              <w:top w:val="single" w:sz="4" w:space="0" w:color="C3CBDA"/>
+              <w:left w:val="single" w:sz="4" w:space="0" w:color="C3CBDA"/>
+              <w:bottom w:val="single" w:sz="4" w:space="0" w:color="C3CBDA"/>
+              <w:right w:val="single" w:sz="4" w:space="0" w:color="C3CBDA"/>
+            </w:tcBorders>
+            <w:shd w:val="clear" w:color="auto" w:fill="F0F2F7"/>
             <w:tcMar>
               <w:top w:w="50" w:type="dxa"/>
               <w:left w:w="90" w:type="dxa"/>
@@ -631,10 +631,10 @@
             <w:tcW w:w="7290" w:type="dxa"/>
             <w:gridSpan w:val="3"/>
             <w:tcBorders>
-              <w:top w:val="single" w:sz="4" w:space="0" w:color="CCCCCC"/>
-              <w:left w:val="single" w:sz="4" w:space="0" w:color="CCCCCC"/>
-              <w:bottom w:val="single" w:sz="4" w:space="0" w:color="CCCCCC"/>
-              <w:right w:val="single" w:sz="4" w:space="0" w:color="CCCCCC"/>
+              <w:top w:val="single" w:sz="4" w:space="0" w:color="C3CBDA"/>
+              <w:left w:val="single" w:sz="4" w:space="0" w:color="C3CBDA"/>
+              <w:bottom w:val="single" w:sz="4" w:space="0" w:color="C3CBDA"/>
+              <w:right w:val="single" w:sz="4" w:space="0" w:color="C3CBDA"/>
             </w:tcBorders>
             <w:tcMar>
               <w:top w:w="50" w:type="dxa"/>
@@ -652,7 +652,7 @@
               <w:rPr>
                 <w:i/>
                 <w:iCs/>
-                <w:color w:val="9AA3B2"/>
+                <w:color w:val="8E96A3"/>
               </w:rPr>
               <w:t>[ Insert pre-requisite unit, or N/A ]</w:t>
             </w:r>
@@ -668,12 +668,12 @@
           <w:tcPr>
             <w:tcW w:w="2600" w:type="dxa"/>
             <w:tcBorders>
-              <w:top w:val="single" w:sz="4" w:space="0" w:color="CCCCCC"/>
-              <w:left w:val="single" w:sz="4" w:space="0" w:color="CCCCCC"/>
-              <w:bottom w:val="single" w:sz="4" w:space="0" w:color="CCCCCC"/>
-              <w:right w:val="single" w:sz="4" w:space="0" w:color="CCCCCC"/>
-            </w:tcBorders>
-            <w:shd w:val="clear" w:color="auto" w:fill="F4F6F8"/>
+              <w:top w:val="single" w:sz="4" w:space="0" w:color="C3CBDA"/>
+              <w:left w:val="single" w:sz="4" w:space="0" w:color="C3CBDA"/>
+              <w:bottom w:val="single" w:sz="4" w:space="0" w:color="C3CBDA"/>
+              <w:right w:val="single" w:sz="4" w:space="0" w:color="C3CBDA"/>
+            </w:tcBorders>
+            <w:shd w:val="clear" w:color="auto" w:fill="F0F2F7"/>
             <w:tcMar>
               <w:top w:w="50" w:type="dxa"/>
               <w:left w:w="90" w:type="dxa"/>
@@ -700,10 +700,10 @@
           <w:tcPr>
             <w:tcW w:w="2600" w:type="dxa"/>
             <w:tcBorders>
-              <w:top w:val="single" w:sz="4" w:space="0" w:color="CCCCCC"/>
-              <w:left w:val="single" w:sz="4" w:space="0" w:color="CCCCCC"/>
-              <w:bottom w:val="single" w:sz="4" w:space="0" w:color="CCCCCC"/>
-              <w:right w:val="single" w:sz="4" w:space="0" w:color="CCCCCC"/>
+              <w:top w:val="single" w:sz="4" w:space="0" w:color="C3CBDA"/>
+              <w:left w:val="single" w:sz="4" w:space="0" w:color="C3CBDA"/>
+              <w:bottom w:val="single" w:sz="4" w:space="0" w:color="C3CBDA"/>
+              <w:right w:val="single" w:sz="4" w:space="0" w:color="C3CBDA"/>
             </w:tcBorders>
             <w:tcMar>
               <w:top w:w="50" w:type="dxa"/>
@@ -721,7 +721,7 @@
               <w:rPr>
                 <w:i/>
                 <w:iCs/>
-                <w:color w:val="9AA3B2"/>
+                <w:color w:val="8E96A3"/>
               </w:rPr>
               <w:t>[ Core / Elective ]</w:t>
             </w:r>
@@ -731,12 +731,12 @@
           <w:tcPr>
             <w:tcW w:w="1800" w:type="dxa"/>
             <w:tcBorders>
-              <w:top w:val="single" w:sz="4" w:space="0" w:color="CCCCCC"/>
-              <w:left w:val="single" w:sz="4" w:space="0" w:color="CCCCCC"/>
-              <w:bottom w:val="single" w:sz="4" w:space="0" w:color="CCCCCC"/>
-              <w:right w:val="single" w:sz="4" w:space="0" w:color="CCCCCC"/>
-            </w:tcBorders>
-            <w:shd w:val="clear" w:color="auto" w:fill="F4F6F8"/>
+              <w:top w:val="single" w:sz="4" w:space="0" w:color="C3CBDA"/>
+              <w:left w:val="single" w:sz="4" w:space="0" w:color="C3CBDA"/>
+              <w:bottom w:val="single" w:sz="4" w:space="0" w:color="C3CBDA"/>
+              <w:right w:val="single" w:sz="4" w:space="0" w:color="C3CBDA"/>
+            </w:tcBorders>
+            <w:shd w:val="clear" w:color="auto" w:fill="F0F2F7"/>
             <w:tcMar>
               <w:top w:w="50" w:type="dxa"/>
               <w:left w:w="90" w:type="dxa"/>
@@ -763,10 +763,10 @@
           <w:tcPr>
             <w:tcW w:w="2890" w:type="dxa"/>
             <w:tcBorders>
-              <w:top w:val="single" w:sz="4" w:space="0" w:color="CCCCCC"/>
-              <w:left w:val="single" w:sz="4" w:space="0" w:color="CCCCCC"/>
-              <w:bottom w:val="single" w:sz="4" w:space="0" w:color="CCCCCC"/>
-              <w:right w:val="single" w:sz="4" w:space="0" w:color="CCCCCC"/>
+              <w:top w:val="single" w:sz="4" w:space="0" w:color="C3CBDA"/>
+              <w:left w:val="single" w:sz="4" w:space="0" w:color="C3CBDA"/>
+              <w:bottom w:val="single" w:sz="4" w:space="0" w:color="C3CBDA"/>
+              <w:right w:val="single" w:sz="4" w:space="0" w:color="C3CBDA"/>
             </w:tcBorders>
             <w:tcMar>
               <w:top w:w="50" w:type="dxa"/>
@@ -784,7 +784,7 @@
               <w:rPr>
                 <w:i/>
                 <w:iCs/>
-                <w:color w:val="9AA3B2"/>
+                <w:color w:val="8E96A3"/>
               </w:rPr>
               <w:t>[ Insert location ]</w:t>
             </w:r>
@@ -800,12 +800,12 @@
           <w:tcPr>
             <w:tcW w:w="2600" w:type="dxa"/>
             <w:tcBorders>
-              <w:top w:val="single" w:sz="4" w:space="0" w:color="CCCCCC"/>
-              <w:left w:val="single" w:sz="4" w:space="0" w:color="CCCCCC"/>
-              <w:bottom w:val="single" w:sz="4" w:space="0" w:color="CCCCCC"/>
-              <w:right w:val="single" w:sz="4" w:space="0" w:color="CCCCCC"/>
-            </w:tcBorders>
-            <w:shd w:val="clear" w:color="auto" w:fill="F4F6F8"/>
+              <w:top w:val="single" w:sz="4" w:space="0" w:color="C3CBDA"/>
+              <w:left w:val="single" w:sz="4" w:space="0" w:color="C3CBDA"/>
+              <w:bottom w:val="single" w:sz="4" w:space="0" w:color="C3CBDA"/>
+              <w:right w:val="single" w:sz="4" w:space="0" w:color="C3CBDA"/>
+            </w:tcBorders>
+            <w:shd w:val="clear" w:color="auto" w:fill="F0F2F7"/>
             <w:tcMar>
               <w:top w:w="50" w:type="dxa"/>
               <w:left w:w="90" w:type="dxa"/>
@@ -833,10 +833,10 @@
             <w:tcW w:w="7290" w:type="dxa"/>
             <w:gridSpan w:val="3"/>
             <w:tcBorders>
-              <w:top w:val="single" w:sz="4" w:space="0" w:color="CCCCCC"/>
-              <w:left w:val="single" w:sz="4" w:space="0" w:color="CCCCCC"/>
-              <w:bottom w:val="single" w:sz="4" w:space="0" w:color="CCCCCC"/>
-              <w:right w:val="single" w:sz="4" w:space="0" w:color="CCCCCC"/>
+              <w:top w:val="single" w:sz="4" w:space="0" w:color="C3CBDA"/>
+              <w:left w:val="single" w:sz="4" w:space="0" w:color="C3CBDA"/>
+              <w:bottom w:val="single" w:sz="4" w:space="0" w:color="C3CBDA"/>
+              <w:right w:val="single" w:sz="4" w:space="0" w:color="C3CBDA"/>
             </w:tcBorders>
             <w:tcMar>
               <w:top w:w="50" w:type="dxa"/>
@@ -854,7 +854,7 @@
               <w:rPr>
                 <w:i/>
                 <w:iCs/>
-                <w:color w:val="9AA3B2"/>
+                <w:color w:val="8E96A3"/>
               </w:rPr>
               <w:t>[ Simulated environment / Workplace — specify ]</w:t>
             </w:r>
@@ -871,10 +871,10 @@
       <w:tblPr>
         <w:tblW w:w="9890" w:type="dxa"/>
         <w:tblBorders>
-          <w:top w:val="single" w:sz="4" w:space="0" w:color="CCCCCC"/>
-          <w:left w:val="single" w:sz="4" w:space="0" w:color="CCCCCC"/>
-          <w:bottom w:val="single" w:sz="4" w:space="0" w:color="CCCCCC"/>
-          <w:right w:val="single" w:sz="4" w:space="0" w:color="CCCCCC"/>
+          <w:top w:val="single" w:sz="4" w:space="0" w:color="C3CBDA"/>
+          <w:left w:val="single" w:sz="4" w:space="0" w:color="C3CBDA"/>
+          <w:bottom w:val="single" w:sz="4" w:space="0" w:color="C3CBDA"/>
+          <w:right w:val="single" w:sz="4" w:space="0" w:color="C3CBDA"/>
           <w:insideH w:val="single" w:sz="4" w:space="0" w:color="auto"/>
           <w:insideV w:val="single" w:sz="4" w:space="0" w:color="auto"/>
         </w:tblBorders>
@@ -907,7 +907,7 @@
               <w:bottom w:val="single" w:sz="4" w:space="0" w:color="FFFFFF"/>
               <w:right w:val="single" w:sz="4" w:space="0" w:color="FFFFFF"/>
             </w:tcBorders>
-            <w:shd w:val="clear" w:color="auto" w:fill="2A364E"/>
+            <w:shd w:val="clear" w:color="auto" w:fill="234B8C"/>
             <w:tcMar>
               <w:top w:w="50" w:type="dxa"/>
               <w:left w:w="90" w:type="dxa"/>
@@ -942,12 +942,12 @@
             <w:tcW w:w="4550" w:type="dxa"/>
             <w:gridSpan w:val="2"/>
             <w:tcBorders>
-              <w:top w:val="single" w:sz="4" w:space="0" w:color="CCCCCC"/>
-              <w:left w:val="single" w:sz="4" w:space="0" w:color="CCCCCC"/>
-              <w:bottom w:val="single" w:sz="4" w:space="0" w:color="CCCCCC"/>
-              <w:right w:val="single" w:sz="4" w:space="0" w:color="CCCCCC"/>
-            </w:tcBorders>
-            <w:shd w:val="clear" w:color="auto" w:fill="F4F6F8"/>
+              <w:top w:val="single" w:sz="4" w:space="0" w:color="C3CBDA"/>
+              <w:left w:val="single" w:sz="4" w:space="0" w:color="C3CBDA"/>
+              <w:bottom w:val="single" w:sz="4" w:space="0" w:color="C3CBDA"/>
+              <w:right w:val="single" w:sz="4" w:space="0" w:color="C3CBDA"/>
+            </w:tcBorders>
+            <w:shd w:val="clear" w:color="auto" w:fill="F0F2F7"/>
             <w:tcMar>
               <w:top w:w="50" w:type="dxa"/>
               <w:left w:w="90" w:type="dxa"/>
@@ -974,12 +974,12 @@
           <w:tcPr>
             <w:tcW w:w="560" w:type="dxa"/>
             <w:tcBorders>
-              <w:top w:val="single" w:sz="4" w:space="0" w:color="CCCCCC"/>
-              <w:left w:val="single" w:sz="4" w:space="0" w:color="CCCCCC"/>
-              <w:bottom w:val="single" w:sz="4" w:space="0" w:color="CCCCCC"/>
-              <w:right w:val="single" w:sz="4" w:space="0" w:color="CCCCCC"/>
-            </w:tcBorders>
-            <w:shd w:val="clear" w:color="auto" w:fill="F4F6F8"/>
+              <w:top w:val="single" w:sz="4" w:space="0" w:color="C3CBDA"/>
+              <w:left w:val="single" w:sz="4" w:space="0" w:color="C3CBDA"/>
+              <w:bottom w:val="single" w:sz="4" w:space="0" w:color="C3CBDA"/>
+              <w:right w:val="single" w:sz="4" w:space="0" w:color="C3CBDA"/>
+            </w:tcBorders>
+            <w:shd w:val="clear" w:color="auto" w:fill="F0F2F7"/>
             <w:tcMar>
               <w:top w:w="50" w:type="dxa"/>
               <w:left w:w="90" w:type="dxa"/>
@@ -1007,12 +1007,12 @@
           <w:tcPr>
             <w:tcW w:w="600" w:type="dxa"/>
             <w:tcBorders>
-              <w:top w:val="single" w:sz="4" w:space="0" w:color="CCCCCC"/>
-              <w:left w:val="single" w:sz="4" w:space="0" w:color="CCCCCC"/>
-              <w:bottom w:val="single" w:sz="4" w:space="0" w:color="CCCCCC"/>
-              <w:right w:val="single" w:sz="4" w:space="0" w:color="CCCCCC"/>
-            </w:tcBorders>
-            <w:shd w:val="clear" w:color="auto" w:fill="F4F6F8"/>
+              <w:top w:val="single" w:sz="4" w:space="0" w:color="C3CBDA"/>
+              <w:left w:val="single" w:sz="4" w:space="0" w:color="C3CBDA"/>
+              <w:bottom w:val="single" w:sz="4" w:space="0" w:color="C3CBDA"/>
+              <w:right w:val="single" w:sz="4" w:space="0" w:color="C3CBDA"/>
+            </w:tcBorders>
+            <w:shd w:val="clear" w:color="auto" w:fill="F0F2F7"/>
             <w:tcMar>
               <w:top w:w="50" w:type="dxa"/>
               <w:left w:w="90" w:type="dxa"/>
@@ -1040,12 +1040,12 @@
           <w:tcPr>
             <w:tcW w:w="4180" w:type="dxa"/>
             <w:tcBorders>
-              <w:top w:val="single" w:sz="4" w:space="0" w:color="CCCCCC"/>
-              <w:left w:val="single" w:sz="4" w:space="0" w:color="CCCCCC"/>
-              <w:bottom w:val="single" w:sz="4" w:space="0" w:color="CCCCCC"/>
-              <w:right w:val="single" w:sz="4" w:space="0" w:color="CCCCCC"/>
-            </w:tcBorders>
-            <w:shd w:val="clear" w:color="auto" w:fill="F4F6F8"/>
+              <w:top w:val="single" w:sz="4" w:space="0" w:color="C3CBDA"/>
+              <w:left w:val="single" w:sz="4" w:space="0" w:color="C3CBDA"/>
+              <w:bottom w:val="single" w:sz="4" w:space="0" w:color="C3CBDA"/>
+              <w:right w:val="single" w:sz="4" w:space="0" w:color="C3CBDA"/>
+            </w:tcBorders>
+            <w:shd w:val="clear" w:color="auto" w:fill="F0F2F7"/>
             <w:tcMar>
               <w:top w:w="50" w:type="dxa"/>
               <w:left w:w="90" w:type="dxa"/>
@@ -1079,12 +1079,12 @@
             <w:tcW w:w="2450" w:type="dxa"/>
             <w:vMerge w:val="restart"/>
             <w:tcBorders>
-              <w:top w:val="single" w:sz="4" w:space="0" w:color="CCCCCC"/>
-              <w:left w:val="single" w:sz="4" w:space="0" w:color="CCCCCC"/>
-              <w:bottom w:val="single" w:sz="4" w:space="0" w:color="CCCCCC"/>
-              <w:right w:val="single" w:sz="4" w:space="0" w:color="CCCCCC"/>
-            </w:tcBorders>
-            <w:shd w:val="clear" w:color="auto" w:fill="F4F6F8"/>
+              <w:top w:val="single" w:sz="4" w:space="0" w:color="C3CBDA"/>
+              <w:left w:val="single" w:sz="4" w:space="0" w:color="C3CBDA"/>
+              <w:bottom w:val="single" w:sz="4" w:space="0" w:color="C3CBDA"/>
+              <w:right w:val="single" w:sz="4" w:space="0" w:color="C3CBDA"/>
+            </w:tcBorders>
+            <w:shd w:val="clear" w:color="auto" w:fill="F0F2F7"/>
             <w:tcMar>
               <w:top w:w="50" w:type="dxa"/>
               <w:left w:w="90" w:type="dxa"/>
@@ -1198,10 +1198,10 @@
           <w:tcPr>
             <w:tcW w:w="2100" w:type="dxa"/>
             <w:tcBorders>
-              <w:top w:val="single" w:sz="4" w:space="0" w:color="CCCCCC"/>
-              <w:left w:val="single" w:sz="4" w:space="0" w:color="CCCCCC"/>
-              <w:bottom w:val="single" w:sz="4" w:space="0" w:color="CCCCCC"/>
-              <w:right w:val="single" w:sz="4" w:space="0" w:color="CCCCCC"/>
+              <w:top w:val="single" w:sz="4" w:space="0" w:color="C3CBDA"/>
+              <w:left w:val="single" w:sz="4" w:space="0" w:color="C3CBDA"/>
+              <w:bottom w:val="single" w:sz="4" w:space="0" w:color="C3CBDA"/>
+              <w:right w:val="single" w:sz="4" w:space="0" w:color="C3CBDA"/>
             </w:tcBorders>
             <w:tcMar>
               <w:top w:w="50" w:type="dxa"/>
@@ -1231,7 +1231,7 @@
               <w:rPr>
                 <w:i/>
                 <w:iCs/>
-                <w:color w:val="9AA3B2"/>
+                <w:color w:val="8E96A3"/>
                 <w:sz w:val="17"/>
                 <w:szCs w:val="17"/>
               </w:rPr>
@@ -1243,10 +1243,10 @@
           <w:tcPr>
             <w:tcW w:w="560" w:type="dxa"/>
             <w:tcBorders>
-              <w:top w:val="single" w:sz="4" w:space="0" w:color="CCCCCC"/>
-              <w:left w:val="single" w:sz="4" w:space="0" w:color="CCCCCC"/>
-              <w:bottom w:val="single" w:sz="4" w:space="0" w:color="CCCCCC"/>
-              <w:right w:val="single" w:sz="4" w:space="0" w:color="CCCCCC"/>
+              <w:top w:val="single" w:sz="4" w:space="0" w:color="C3CBDA"/>
+              <w:left w:val="single" w:sz="4" w:space="0" w:color="C3CBDA"/>
+              <w:bottom w:val="single" w:sz="4" w:space="0" w:color="C3CBDA"/>
+              <w:right w:val="single" w:sz="4" w:space="0" w:color="C3CBDA"/>
             </w:tcBorders>
             <w:tcMar>
               <w:top w:w="50" w:type="dxa"/>
@@ -1264,7 +1264,7 @@
               <w:rPr>
                 <w:i/>
                 <w:iCs/>
-                <w:color w:val="9AA3B2"/>
+                <w:color w:val="8E96A3"/>
               </w:rPr>
               <w:t>[ ☐ ]</w:t>
             </w:r>
@@ -1274,10 +1274,10 @@
           <w:tcPr>
             <w:tcW w:w="600" w:type="dxa"/>
             <w:tcBorders>
-              <w:top w:val="single" w:sz="4" w:space="0" w:color="CCCCCC"/>
-              <w:left w:val="single" w:sz="4" w:space="0" w:color="CCCCCC"/>
-              <w:bottom w:val="single" w:sz="4" w:space="0" w:color="CCCCCC"/>
-              <w:right w:val="single" w:sz="4" w:space="0" w:color="CCCCCC"/>
+              <w:top w:val="single" w:sz="4" w:space="0" w:color="C3CBDA"/>
+              <w:left w:val="single" w:sz="4" w:space="0" w:color="C3CBDA"/>
+              <w:bottom w:val="single" w:sz="4" w:space="0" w:color="C3CBDA"/>
+              <w:right w:val="single" w:sz="4" w:space="0" w:color="C3CBDA"/>
             </w:tcBorders>
             <w:tcMar>
               <w:top w:w="50" w:type="dxa"/>
@@ -1295,7 +1295,7 @@
               <w:rPr>
                 <w:i/>
                 <w:iCs/>
-                <w:color w:val="9AA3B2"/>
+                <w:color w:val="8E96A3"/>
               </w:rPr>
               <w:t>[ ☐ ]</w:t>
             </w:r>
@@ -1305,10 +1305,10 @@
           <w:tcPr>
             <w:tcW w:w="4180" w:type="dxa"/>
             <w:tcBorders>
-              <w:top w:val="single" w:sz="4" w:space="0" w:color="CCCCCC"/>
-              <w:left w:val="single" w:sz="4" w:space="0" w:color="CCCCCC"/>
-              <w:bottom w:val="single" w:sz="4" w:space="0" w:color="CCCCCC"/>
-              <w:right w:val="single" w:sz="4" w:space="0" w:color="CCCCCC"/>
+              <w:top w:val="single" w:sz="4" w:space="0" w:color="C3CBDA"/>
+              <w:left w:val="single" w:sz="4" w:space="0" w:color="C3CBDA"/>
+              <w:bottom w:val="single" w:sz="4" w:space="0" w:color="C3CBDA"/>
+              <w:right w:val="single" w:sz="4" w:space="0" w:color="C3CBDA"/>
             </w:tcBorders>
             <w:tcMar>
               <w:top w:w="50" w:type="dxa"/>
@@ -1358,7 +1358,7 @@
               <w:rPr>
                 <w:i/>
                 <w:iCs/>
-                <w:color w:val="9AA3B2"/>
+                <w:color w:val="8E96A3"/>
                 <w:sz w:val="17"/>
                 <w:szCs w:val="17"/>
               </w:rPr>
@@ -1376,12 +1376,12 @@
             <w:tcW w:w="2450" w:type="dxa"/>
             <w:vMerge/>
             <w:tcBorders>
-              <w:top w:val="single" w:sz="4" w:space="0" w:color="CCCCCC"/>
-              <w:left w:val="single" w:sz="4" w:space="0" w:color="CCCCCC"/>
-              <w:bottom w:val="single" w:sz="4" w:space="0" w:color="CCCCCC"/>
-              <w:right w:val="single" w:sz="4" w:space="0" w:color="CCCCCC"/>
-            </w:tcBorders>
-            <w:shd w:val="clear" w:color="auto" w:fill="F4F6F8"/>
+              <w:top w:val="single" w:sz="4" w:space="0" w:color="C3CBDA"/>
+              <w:left w:val="single" w:sz="4" w:space="0" w:color="C3CBDA"/>
+              <w:bottom w:val="single" w:sz="4" w:space="0" w:color="C3CBDA"/>
+              <w:right w:val="single" w:sz="4" w:space="0" w:color="C3CBDA"/>
+            </w:tcBorders>
+            <w:shd w:val="clear" w:color="auto" w:fill="F0F2F7"/>
             <w:tcMar>
               <w:top w:w="50" w:type="dxa"/>
               <w:left w:w="90" w:type="dxa"/>
@@ -1400,10 +1400,10 @@
           <w:tcPr>
             <w:tcW w:w="2100" w:type="dxa"/>
             <w:tcBorders>
-              <w:top w:val="single" w:sz="4" w:space="0" w:color="CCCCCC"/>
-              <w:left w:val="single" w:sz="4" w:space="0" w:color="CCCCCC"/>
-              <w:bottom w:val="single" w:sz="4" w:space="0" w:color="CCCCCC"/>
-              <w:right w:val="single" w:sz="4" w:space="0" w:color="CCCCCC"/>
+              <w:top w:val="single" w:sz="4" w:space="0" w:color="C3CBDA"/>
+              <w:left w:val="single" w:sz="4" w:space="0" w:color="C3CBDA"/>
+              <w:bottom w:val="single" w:sz="4" w:space="0" w:color="C3CBDA"/>
+              <w:right w:val="single" w:sz="4" w:space="0" w:color="C3CBDA"/>
             </w:tcBorders>
             <w:tcMar>
               <w:top w:w="50" w:type="dxa"/>
@@ -1433,7 +1433,7 @@
               <w:rPr>
                 <w:i/>
                 <w:iCs/>
-                <w:color w:val="9AA3B2"/>
+                <w:color w:val="8E96A3"/>
                 <w:sz w:val="17"/>
                 <w:szCs w:val="17"/>
               </w:rPr>
@@ -1445,10 +1445,10 @@
           <w:tcPr>
             <w:tcW w:w="560" w:type="dxa"/>
             <w:tcBorders>
-              <w:top w:val="single" w:sz="4" w:space="0" w:color="CCCCCC"/>
-              <w:left w:val="single" w:sz="4" w:space="0" w:color="CCCCCC"/>
-              <w:bottom w:val="single" w:sz="4" w:space="0" w:color="CCCCCC"/>
-              <w:right w:val="single" w:sz="4" w:space="0" w:color="CCCCCC"/>
+              <w:top w:val="single" w:sz="4" w:space="0" w:color="C3CBDA"/>
+              <w:left w:val="single" w:sz="4" w:space="0" w:color="C3CBDA"/>
+              <w:bottom w:val="single" w:sz="4" w:space="0" w:color="C3CBDA"/>
+              <w:right w:val="single" w:sz="4" w:space="0" w:color="C3CBDA"/>
             </w:tcBorders>
             <w:tcMar>
               <w:top w:w="50" w:type="dxa"/>
@@ -1466,7 +1466,7 @@
               <w:rPr>
                 <w:i/>
                 <w:iCs/>
-                <w:color w:val="9AA3B2"/>
+                <w:color w:val="8E96A3"/>
               </w:rPr>
               <w:t>[ ☐ ]</w:t>
             </w:r>
@@ -1476,10 +1476,10 @@
           <w:tcPr>
             <w:tcW w:w="600" w:type="dxa"/>
             <w:tcBorders>
-              <w:top w:val="single" w:sz="4" w:space="0" w:color="CCCCCC"/>
-              <w:left w:val="single" w:sz="4" w:space="0" w:color="CCCCCC"/>
-              <w:bottom w:val="single" w:sz="4" w:space="0" w:color="CCCCCC"/>
-              <w:right w:val="single" w:sz="4" w:space="0" w:color="CCCCCC"/>
+              <w:top w:val="single" w:sz="4" w:space="0" w:color="C3CBDA"/>
+              <w:left w:val="single" w:sz="4" w:space="0" w:color="C3CBDA"/>
+              <w:bottom w:val="single" w:sz="4" w:space="0" w:color="C3CBDA"/>
+              <w:right w:val="single" w:sz="4" w:space="0" w:color="C3CBDA"/>
             </w:tcBorders>
             <w:tcMar>
               <w:top w:w="50" w:type="dxa"/>
@@ -1497,7 +1497,7 @@
               <w:rPr>
                 <w:i/>
                 <w:iCs/>
-                <w:color w:val="9AA3B2"/>
+                <w:color w:val="8E96A3"/>
               </w:rPr>
               <w:t>[ ☐ ]</w:t>
             </w:r>
@@ -1507,10 +1507,10 @@
           <w:tcPr>
             <w:tcW w:w="4180" w:type="dxa"/>
             <w:tcBorders>
-              <w:top w:val="single" w:sz="4" w:space="0" w:color="CCCCCC"/>
-              <w:left w:val="single" w:sz="4" w:space="0" w:color="CCCCCC"/>
-              <w:bottom w:val="single" w:sz="4" w:space="0" w:color="CCCCCC"/>
-              <w:right w:val="single" w:sz="4" w:space="0" w:color="CCCCCC"/>
+              <w:top w:val="single" w:sz="4" w:space="0" w:color="C3CBDA"/>
+              <w:left w:val="single" w:sz="4" w:space="0" w:color="C3CBDA"/>
+              <w:bottom w:val="single" w:sz="4" w:space="0" w:color="C3CBDA"/>
+              <w:right w:val="single" w:sz="4" w:space="0" w:color="C3CBDA"/>
             </w:tcBorders>
             <w:tcMar>
               <w:top w:w="50" w:type="dxa"/>
@@ -1560,7 +1560,7 @@
               <w:rPr>
                 <w:i/>
                 <w:iCs/>
-                <w:color w:val="9AA3B2"/>
+                <w:color w:val="8E96A3"/>
                 <w:sz w:val="17"/>
                 <w:szCs w:val="17"/>
               </w:rPr>
@@ -1577,12 +1577,12 @@
           <w:tcPr>
             <w:tcW w:w="2450" w:type="dxa"/>
             <w:tcBorders>
-              <w:top w:val="single" w:sz="4" w:space="0" w:color="CCCCCC"/>
-              <w:left w:val="single" w:sz="4" w:space="0" w:color="CCCCCC"/>
-              <w:bottom w:val="single" w:sz="4" w:space="0" w:color="CCCCCC"/>
-              <w:right w:val="single" w:sz="4" w:space="0" w:color="CCCCCC"/>
-            </w:tcBorders>
-            <w:shd w:val="clear" w:color="auto" w:fill="F4F6F8"/>
+              <w:top w:val="single" w:sz="4" w:space="0" w:color="C3CBDA"/>
+              <w:left w:val="single" w:sz="4" w:space="0" w:color="C3CBDA"/>
+              <w:bottom w:val="single" w:sz="4" w:space="0" w:color="C3CBDA"/>
+              <w:right w:val="single" w:sz="4" w:space="0" w:color="C3CBDA"/>
+            </w:tcBorders>
+            <w:shd w:val="clear" w:color="auto" w:fill="F0F2F7"/>
             <w:tcMar>
               <w:top w:w="50" w:type="dxa"/>
               <w:left w:w="90" w:type="dxa"/>
@@ -1608,10 +1608,10 @@
           <w:tcPr>
             <w:tcW w:w="2100" w:type="dxa"/>
             <w:tcBorders>
-              <w:top w:val="single" w:sz="4" w:space="0" w:color="CCCCCC"/>
-              <w:left w:val="single" w:sz="4" w:space="0" w:color="CCCCCC"/>
-              <w:bottom w:val="single" w:sz="4" w:space="0" w:color="CCCCCC"/>
-              <w:right w:val="single" w:sz="4" w:space="0" w:color="CCCCCC"/>
+              <w:top w:val="single" w:sz="4" w:space="0" w:color="C3CBDA"/>
+              <w:left w:val="single" w:sz="4" w:space="0" w:color="C3CBDA"/>
+              <w:bottom w:val="single" w:sz="4" w:space="0" w:color="C3CBDA"/>
+              <w:right w:val="single" w:sz="4" w:space="0" w:color="C3CBDA"/>
             </w:tcBorders>
             <w:tcMar>
               <w:top w:w="50" w:type="dxa"/>
@@ -1637,7 +1637,7 @@
             </w:pPr>
             <w:r>
               <w:rPr>
-                <w:color w:val="7A8699"/>
+                <w:color w:val="606060"/>
                 <w:sz w:val="17"/>
                 <w:szCs w:val="17"/>
               </w:rPr>
@@ -1649,10 +1649,10 @@
           <w:tcPr>
             <w:tcW w:w="560" w:type="dxa"/>
             <w:tcBorders>
-              <w:top w:val="single" w:sz="4" w:space="0" w:color="CCCCCC"/>
-              <w:left w:val="single" w:sz="4" w:space="0" w:color="CCCCCC"/>
-              <w:bottom w:val="single" w:sz="4" w:space="0" w:color="CCCCCC"/>
-              <w:right w:val="single" w:sz="4" w:space="0" w:color="CCCCCC"/>
+              <w:top w:val="single" w:sz="4" w:space="0" w:color="C3CBDA"/>
+              <w:left w:val="single" w:sz="4" w:space="0" w:color="C3CBDA"/>
+              <w:bottom w:val="single" w:sz="4" w:space="0" w:color="C3CBDA"/>
+              <w:right w:val="single" w:sz="4" w:space="0" w:color="C3CBDA"/>
             </w:tcBorders>
             <w:tcMar>
               <w:top w:w="50" w:type="dxa"/>
@@ -1670,7 +1670,7 @@
               <w:rPr>
                 <w:i/>
                 <w:iCs/>
-                <w:color w:val="9AA3B2"/>
+                <w:color w:val="8E96A3"/>
               </w:rPr>
               <w:t>[ ☐ ]</w:t>
             </w:r>
@@ -1680,10 +1680,10 @@
           <w:tcPr>
             <w:tcW w:w="600" w:type="dxa"/>
             <w:tcBorders>
-              <w:top w:val="single" w:sz="4" w:space="0" w:color="CCCCCC"/>
-              <w:left w:val="single" w:sz="4" w:space="0" w:color="CCCCCC"/>
-              <w:bottom w:val="single" w:sz="4" w:space="0" w:color="CCCCCC"/>
-              <w:right w:val="single" w:sz="4" w:space="0" w:color="CCCCCC"/>
+              <w:top w:val="single" w:sz="4" w:space="0" w:color="C3CBDA"/>
+              <w:left w:val="single" w:sz="4" w:space="0" w:color="C3CBDA"/>
+              <w:bottom w:val="single" w:sz="4" w:space="0" w:color="C3CBDA"/>
+              <w:right w:val="single" w:sz="4" w:space="0" w:color="C3CBDA"/>
             </w:tcBorders>
             <w:tcMar>
               <w:top w:w="50" w:type="dxa"/>
@@ -1701,7 +1701,7 @@
               <w:rPr>
                 <w:i/>
                 <w:iCs/>
-                <w:color w:val="9AA3B2"/>
+                <w:color w:val="8E96A3"/>
               </w:rPr>
               <w:t>[ ☐ ]</w:t>
             </w:r>
@@ -1711,10 +1711,10 @@
           <w:tcPr>
             <w:tcW w:w="4180" w:type="dxa"/>
             <w:tcBorders>
-              <w:top w:val="single" w:sz="4" w:space="0" w:color="CCCCCC"/>
-              <w:left w:val="single" w:sz="4" w:space="0" w:color="CCCCCC"/>
-              <w:bottom w:val="single" w:sz="4" w:space="0" w:color="CCCCCC"/>
-              <w:right w:val="single" w:sz="4" w:space="0" w:color="CCCCCC"/>
+              <w:top w:val="single" w:sz="4" w:space="0" w:color="C3CBDA"/>
+              <w:left w:val="single" w:sz="4" w:space="0" w:color="C3CBDA"/>
+              <w:bottom w:val="single" w:sz="4" w:space="0" w:color="C3CBDA"/>
+              <w:right w:val="single" w:sz="4" w:space="0" w:color="C3CBDA"/>
             </w:tcBorders>
             <w:tcMar>
               <w:top w:w="50" w:type="dxa"/>
@@ -1764,7 +1764,7 @@
               <w:rPr>
                 <w:i/>
                 <w:iCs/>
-                <w:color w:val="9AA3B2"/>
+                <w:color w:val="8E96A3"/>
                 <w:sz w:val="17"/>
                 <w:szCs w:val="17"/>
               </w:rPr>
@@ -1781,12 +1781,12 @@
           <w:tcPr>
             <w:tcW w:w="2450" w:type="dxa"/>
             <w:tcBorders>
-              <w:top w:val="single" w:sz="4" w:space="0" w:color="CCCCCC"/>
-              <w:left w:val="single" w:sz="4" w:space="0" w:color="CCCCCC"/>
-              <w:bottom w:val="single" w:sz="4" w:space="0" w:color="CCCCCC"/>
-              <w:right w:val="single" w:sz="4" w:space="0" w:color="CCCCCC"/>
-            </w:tcBorders>
-            <w:shd w:val="clear" w:color="auto" w:fill="F4F6F8"/>
+              <w:top w:val="single" w:sz="4" w:space="0" w:color="C3CBDA"/>
+              <w:left w:val="single" w:sz="4" w:space="0" w:color="C3CBDA"/>
+              <w:bottom w:val="single" w:sz="4" w:space="0" w:color="C3CBDA"/>
+              <w:right w:val="single" w:sz="4" w:space="0" w:color="C3CBDA"/>
+            </w:tcBorders>
+            <w:shd w:val="clear" w:color="auto" w:fill="F0F2F7"/>
             <w:tcMar>
               <w:top w:w="50" w:type="dxa"/>
               <w:left w:w="90" w:type="dxa"/>
@@ -1813,10 +1813,10 @@
             <w:tcW w:w="7440" w:type="dxa"/>
             <w:gridSpan w:val="4"/>
             <w:tcBorders>
-              <w:top w:val="single" w:sz="4" w:space="0" w:color="CCCCCC"/>
-              <w:left w:val="single" w:sz="4" w:space="0" w:color="CCCCCC"/>
-              <w:bottom w:val="single" w:sz="4" w:space="0" w:color="CCCCCC"/>
-              <w:right w:val="single" w:sz="4" w:space="0" w:color="CCCCCC"/>
+              <w:top w:val="single" w:sz="4" w:space="0" w:color="C3CBDA"/>
+              <w:left w:val="single" w:sz="4" w:space="0" w:color="C3CBDA"/>
+              <w:bottom w:val="single" w:sz="4" w:space="0" w:color="C3CBDA"/>
+              <w:right w:val="single" w:sz="4" w:space="0" w:color="C3CBDA"/>
             </w:tcBorders>
             <w:tcMar>
               <w:top w:w="50" w:type="dxa"/>
@@ -1842,7 +1842,7 @@
             </w:pPr>
             <w:r>
               <w:rPr>
-                <w:color w:val="7A8699"/>
+                <w:color w:val="606060"/>
                 <w:sz w:val="17"/>
                 <w:szCs w:val="17"/>
               </w:rPr>
@@ -1861,10 +1861,10 @@
       <w:tblPr>
         <w:tblW w:w="9890" w:type="dxa"/>
         <w:tblBorders>
-          <w:top w:val="single" w:sz="4" w:space="0" w:color="CCCCCC"/>
-          <w:left w:val="single" w:sz="4" w:space="0" w:color="CCCCCC"/>
-          <w:bottom w:val="single" w:sz="4" w:space="0" w:color="CCCCCC"/>
-          <w:right w:val="single" w:sz="4" w:space="0" w:color="CCCCCC"/>
+          <w:top w:val="single" w:sz="4" w:space="0" w:color="C3CBDA"/>
+          <w:left w:val="single" w:sz="4" w:space="0" w:color="C3CBDA"/>
+          <w:bottom w:val="single" w:sz="4" w:space="0" w:color="C3CBDA"/>
+          <w:right w:val="single" w:sz="4" w:space="0" w:color="C3CBDA"/>
           <w:insideH w:val="single" w:sz="4" w:space="0" w:color="auto"/>
           <w:insideV w:val="single" w:sz="4" w:space="0" w:color="auto"/>
         </w:tblBorders>
@@ -1885,12 +1885,12 @@
           <w:tcPr>
             <w:tcW w:w="9890" w:type="dxa"/>
             <w:tcBorders>
-              <w:top w:val="single" w:sz="4" w:space="0" w:color="CCCCCC"/>
-              <w:left w:val="single" w:sz="4" w:space="0" w:color="CCCCCC"/>
-              <w:bottom w:val="single" w:sz="4" w:space="0" w:color="CCCCCC"/>
-              <w:right w:val="single" w:sz="4" w:space="0" w:color="CCCCCC"/>
-            </w:tcBorders>
-            <w:shd w:val="clear" w:color="auto" w:fill="F4F6F8"/>
+              <w:top w:val="single" w:sz="4" w:space="0" w:color="C3CBDA"/>
+              <w:left w:val="single" w:sz="4" w:space="0" w:color="C3CBDA"/>
+              <w:bottom w:val="single" w:sz="4" w:space="0" w:color="C3CBDA"/>
+              <w:right w:val="single" w:sz="4" w:space="0" w:color="C3CBDA"/>
+            </w:tcBorders>
+            <w:shd w:val="clear" w:color="auto" w:fill="F0F2F7"/>
             <w:tcMar>
               <w:top w:w="50" w:type="dxa"/>
               <w:left w:w="90" w:type="dxa"/>
@@ -1907,7 +1907,7 @@
               <w:rPr>
                 <w:b/>
                 <w:bCs/>
-                <w:color w:val="2A364E"/>
+                <w:color w:val="234B8C"/>
                 <w:sz w:val="17"/>
                 <w:szCs w:val="17"/>
               </w:rPr>
@@ -1998,10 +1998,10 @@
       <w:tblPr>
         <w:tblW w:w="9890" w:type="dxa"/>
         <w:tblBorders>
-          <w:top w:val="single" w:sz="4" w:space="0" w:color="CCCCCC"/>
-          <w:left w:val="single" w:sz="4" w:space="0" w:color="CCCCCC"/>
-          <w:bottom w:val="single" w:sz="4" w:space="0" w:color="CCCCCC"/>
-          <w:right w:val="single" w:sz="4" w:space="0" w:color="CCCCCC"/>
+          <w:top w:val="single" w:sz="4" w:space="0" w:color="C3CBDA"/>
+          <w:left w:val="single" w:sz="4" w:space="0" w:color="C3CBDA"/>
+          <w:bottom w:val="single" w:sz="4" w:space="0" w:color="C3CBDA"/>
+          <w:right w:val="single" w:sz="4" w:space="0" w:color="C3CBDA"/>
           <w:insideH w:val="single" w:sz="4" w:space="0" w:color="auto"/>
           <w:insideV w:val="single" w:sz="4" w:space="0" w:color="auto"/>
         </w:tblBorders>
@@ -2023,12 +2023,12 @@
           <w:tcPr>
             <w:tcW w:w="2450" w:type="dxa"/>
             <w:tcBorders>
-              <w:top w:val="single" w:sz="4" w:space="0" w:color="CCCCCC"/>
-              <w:left w:val="single" w:sz="4" w:space="0" w:color="CCCCCC"/>
-              <w:bottom w:val="single" w:sz="4" w:space="0" w:color="CCCCCC"/>
-              <w:right w:val="single" w:sz="4" w:space="0" w:color="CCCCCC"/>
-            </w:tcBorders>
-            <w:shd w:val="clear" w:color="auto" w:fill="F4F6F8"/>
+              <w:top w:val="single" w:sz="4" w:space="0" w:color="C3CBDA"/>
+              <w:left w:val="single" w:sz="4" w:space="0" w:color="C3CBDA"/>
+              <w:bottom w:val="single" w:sz="4" w:space="0" w:color="C3CBDA"/>
+              <w:right w:val="single" w:sz="4" w:space="0" w:color="C3CBDA"/>
+            </w:tcBorders>
+            <w:shd w:val="clear" w:color="auto" w:fill="F0F2F7"/>
             <w:tcMar>
               <w:top w:w="50" w:type="dxa"/>
               <w:left w:w="90" w:type="dxa"/>
@@ -2055,10 +2055,10 @@
           <w:tcPr>
             <w:tcW w:w="7440" w:type="dxa"/>
             <w:tcBorders>
-              <w:top w:val="single" w:sz="4" w:space="0" w:color="CCCCCC"/>
-              <w:left w:val="single" w:sz="4" w:space="0" w:color="CCCCCC"/>
-              <w:bottom w:val="single" w:sz="4" w:space="0" w:color="CCCCCC"/>
-              <w:right w:val="single" w:sz="4" w:space="0" w:color="CCCCCC"/>
+              <w:top w:val="single" w:sz="4" w:space="0" w:color="C3CBDA"/>
+              <w:left w:val="single" w:sz="4" w:space="0" w:color="C3CBDA"/>
+              <w:bottom w:val="single" w:sz="4" w:space="0" w:color="C3CBDA"/>
+              <w:right w:val="single" w:sz="4" w:space="0" w:color="C3CBDA"/>
             </w:tcBorders>
             <w:tcMar>
               <w:top w:w="50" w:type="dxa"/>
@@ -2161,10 +2161,10 @@
       <w:tblPr>
         <w:tblW w:w="9890" w:type="dxa"/>
         <w:tblBorders>
-          <w:top w:val="single" w:sz="4" w:space="0" w:color="CCCCCC"/>
-          <w:left w:val="single" w:sz="4" w:space="0" w:color="CCCCCC"/>
-          <w:bottom w:val="single" w:sz="4" w:space="0" w:color="CCCCCC"/>
-          <w:right w:val="single" w:sz="4" w:space="0" w:color="CCCCCC"/>
+          <w:top w:val="single" w:sz="4" w:space="0" w:color="C3CBDA"/>
+          <w:left w:val="single" w:sz="4" w:space="0" w:color="C3CBDA"/>
+          <w:bottom w:val="single" w:sz="4" w:space="0" w:color="C3CBDA"/>
+          <w:right w:val="single" w:sz="4" w:space="0" w:color="C3CBDA"/>
           <w:insideH w:val="single" w:sz="4" w:space="0" w:color="auto"/>
           <w:insideV w:val="single" w:sz="4" w:space="0" w:color="auto"/>
         </w:tblBorders>
@@ -2186,12 +2186,12 @@
           <w:tcPr>
             <w:tcW w:w="2450" w:type="dxa"/>
             <w:tcBorders>
-              <w:top w:val="single" w:sz="4" w:space="0" w:color="CCCCCC"/>
-              <w:left w:val="single" w:sz="4" w:space="0" w:color="CCCCCC"/>
-              <w:bottom w:val="single" w:sz="4" w:space="0" w:color="CCCCCC"/>
-              <w:right w:val="single" w:sz="4" w:space="0" w:color="CCCCCC"/>
-            </w:tcBorders>
-            <w:shd w:val="clear" w:color="auto" w:fill="F4F6F8"/>
+              <w:top w:val="single" w:sz="4" w:space="0" w:color="C3CBDA"/>
+              <w:left w:val="single" w:sz="4" w:space="0" w:color="C3CBDA"/>
+              <w:bottom w:val="single" w:sz="4" w:space="0" w:color="C3CBDA"/>
+              <w:right w:val="single" w:sz="4" w:space="0" w:color="C3CBDA"/>
+            </w:tcBorders>
+            <w:shd w:val="clear" w:color="auto" w:fill="F0F2F7"/>
             <w:tcMar>
               <w:top w:w="50" w:type="dxa"/>
               <w:left w:w="90" w:type="dxa"/>
@@ -2217,10 +2217,10 @@
           <w:tcPr>
             <w:tcW w:w="7440" w:type="dxa"/>
             <w:tcBorders>
-              <w:top w:val="single" w:sz="4" w:space="0" w:color="CCCCCC"/>
-              <w:left w:val="single" w:sz="4" w:space="0" w:color="CCCCCC"/>
-              <w:bottom w:val="single" w:sz="4" w:space="0" w:color="CCCCCC"/>
-              <w:right w:val="single" w:sz="4" w:space="0" w:color="CCCCCC"/>
+              <w:top w:val="single" w:sz="4" w:space="0" w:color="C3CBDA"/>
+              <w:left w:val="single" w:sz="4" w:space="0" w:color="C3CBDA"/>
+              <w:bottom w:val="single" w:sz="4" w:space="0" w:color="C3CBDA"/>
+              <w:right w:val="single" w:sz="4" w:space="0" w:color="C3CBDA"/>
             </w:tcBorders>
             <w:tcMar>
               <w:top w:w="50" w:type="dxa"/>
@@ -2341,7 +2341,7 @@
               <w:rPr>
                 <w:i/>
                 <w:iCs/>
-                <w:color w:val="9AA3B2"/>
+                <w:color w:val="8E96A3"/>
               </w:rPr>
             </w:pPr>
             <w:r>
@@ -2356,7 +2356,7 @@
               <w:rPr>
                 <w:i/>
                 <w:iCs/>
-                <w:color w:val="9AA3B2"/>
+                <w:color w:val="8E96A3"/>
               </w:rPr>
               <w:t>[ Insert trainer / assessor name ]</w:t>
             </w:r>
@@ -2396,7 +2396,7 @@
               <w:rPr>
                 <w:i/>
                 <w:iCs/>
-                <w:color w:val="9AA3B2"/>
+                <w:color w:val="8E96A3"/>
               </w:rPr>
               <w:t>[ dd / mm / yyyy ]</w:t>
             </w:r>
@@ -2413,10 +2413,10 @@
       <w:tblPr>
         <w:tblW w:w="9890" w:type="dxa"/>
         <w:tblBorders>
-          <w:top w:val="single" w:sz="4" w:space="0" w:color="CCCCCC"/>
-          <w:left w:val="single" w:sz="4" w:space="0" w:color="CCCCCC"/>
-          <w:bottom w:val="single" w:sz="4" w:space="0" w:color="CCCCCC"/>
-          <w:right w:val="single" w:sz="4" w:space="0" w:color="CCCCCC"/>
+          <w:top w:val="single" w:sz="4" w:space="0" w:color="C3CBDA"/>
+          <w:left w:val="single" w:sz="4" w:space="0" w:color="C3CBDA"/>
+          <w:bottom w:val="single" w:sz="4" w:space="0" w:color="C3CBDA"/>
+          <w:right w:val="single" w:sz="4" w:space="0" w:color="C3CBDA"/>
           <w:insideH w:val="single" w:sz="4" w:space="0" w:color="auto"/>
           <w:insideV w:val="single" w:sz="4" w:space="0" w:color="auto"/>
         </w:tblBorders>
@@ -2439,12 +2439,12 @@
           <w:tcPr>
             <w:tcW w:w="2450" w:type="dxa"/>
             <w:tcBorders>
-              <w:top w:val="single" w:sz="4" w:space="0" w:color="CCCCCC"/>
-              <w:left w:val="single" w:sz="4" w:space="0" w:color="CCCCCC"/>
-              <w:bottom w:val="single" w:sz="4" w:space="0" w:color="CCCCCC"/>
-              <w:right w:val="single" w:sz="4" w:space="0" w:color="CCCCCC"/>
-            </w:tcBorders>
-            <w:shd w:val="clear" w:color="auto" w:fill="F4F6F8"/>
+              <w:top w:val="single" w:sz="4" w:space="0" w:color="C3CBDA"/>
+              <w:left w:val="single" w:sz="4" w:space="0" w:color="C3CBDA"/>
+              <w:bottom w:val="single" w:sz="4" w:space="0" w:color="C3CBDA"/>
+              <w:right w:val="single" w:sz="4" w:space="0" w:color="C3CBDA"/>
+            </w:tcBorders>
+            <w:shd w:val="clear" w:color="auto" w:fill="F0F2F7"/>
             <w:tcMar>
               <w:top w:w="50" w:type="dxa"/>
               <w:left w:w="90" w:type="dxa"/>
@@ -2471,7 +2471,7 @@
             </w:pPr>
             <w:r>
               <w:rPr>
-                <w:color w:val="7A8699"/>
+                <w:color w:val="606060"/>
                 <w:sz w:val="17"/>
                 <w:szCs w:val="17"/>
               </w:rPr>
@@ -2483,10 +2483,10 @@
           <w:tcPr>
             <w:tcW w:w="2400" w:type="dxa"/>
             <w:tcBorders>
-              <w:top w:val="single" w:sz="4" w:space="0" w:color="CCCCCC"/>
-              <w:left w:val="single" w:sz="4" w:space="0" w:color="CCCCCC"/>
-              <w:bottom w:val="single" w:sz="4" w:space="0" w:color="CCCCCC"/>
-              <w:right w:val="single" w:sz="4" w:space="0" w:color="CCCCCC"/>
+              <w:top w:val="single" w:sz="4" w:space="0" w:color="C3CBDA"/>
+              <w:left w:val="single" w:sz="4" w:space="0" w:color="C3CBDA"/>
+              <w:bottom w:val="single" w:sz="4" w:space="0" w:color="C3CBDA"/>
+              <w:right w:val="single" w:sz="4" w:space="0" w:color="C3CBDA"/>
             </w:tcBorders>
             <w:tcMar>
               <w:top w:w="50" w:type="dxa"/>
@@ -2512,7 +2512,7 @@
             </w:pPr>
             <w:r>
               <w:rPr>
-                <w:color w:val="7A8699"/>
+                <w:color w:val="606060"/>
                 <w:sz w:val="17"/>
                 <w:szCs w:val="17"/>
               </w:rPr>
@@ -2535,10 +2535,10 @@
           <w:tcPr>
             <w:tcW w:w="5040" w:type="dxa"/>
             <w:tcBorders>
-              <w:top w:val="single" w:sz="4" w:space="0" w:color="CCCCCC"/>
-              <w:left w:val="single" w:sz="4" w:space="0" w:color="CCCCCC"/>
-              <w:bottom w:val="single" w:sz="4" w:space="0" w:color="CCCCCC"/>
-              <w:right w:val="single" w:sz="4" w:space="0" w:color="CCCCCC"/>
+              <w:top w:val="single" w:sz="4" w:space="0" w:color="C3CBDA"/>
+              <w:left w:val="single" w:sz="4" w:space="0" w:color="C3CBDA"/>
+              <w:bottom w:val="single" w:sz="4" w:space="0" w:color="C3CBDA"/>
+              <w:right w:val="single" w:sz="4" w:space="0" w:color="C3CBDA"/>
             </w:tcBorders>
             <w:tcMar>
               <w:top w:w="50" w:type="dxa"/>
@@ -2604,7 +2604,7 @@
               <w:rPr>
                 <w:i/>
                 <w:iCs/>
-                <w:color w:val="9AA3B2"/>
+                <w:color w:val="8E96A3"/>
               </w:rPr>
               <w:t>[ dd / mm / yyyy ]</w:t>
             </w:r>
